--- a/module-3/Ramos_M3.2Assignment.docx
+++ b/module-3/Ramos_M3.2Assignment.docx
@@ -231,7 +231,15 @@
         <w:t>Version control: A beginner’s guide with best practices</w:t>
       </w:r>
       <w:r>
-        <w:t xml:space="preserve">. TestMu AI. </w:t>
+        <w:t xml:space="preserve">. </w:t>
+      </w:r>
+      <w:proofErr w:type="spellStart"/>
+      <w:r>
+        <w:t>TestMu</w:t>
+      </w:r>
+      <w:proofErr w:type="spellEnd"/>
+      <w:r>
+        <w:t xml:space="preserve"> AI. </w:t>
       </w:r>
       <w:hyperlink r:id="rId6" w:tgtFrame="_new" w:history="1">
         <w:r>
@@ -247,6 +255,30 @@
         <w:ind w:left="720" w:hanging="720"/>
       </w:pPr>
       <w:r>
+        <w:t xml:space="preserve">OpenAI. (2025). ChatGPT (40 </w:t>
+      </w:r>
+      <w:proofErr w:type="spellStart"/>
+      <w:r>
+        <w:t>mimi</w:t>
+      </w:r>
+      <w:proofErr w:type="spellEnd"/>
+      <w:r>
+        <w:t>). </w:t>
+      </w:r>
+      <w:hyperlink r:id="rId7" w:history="1">
+        <w:r>
+          <w:rPr>
+            <w:rStyle w:val="Hyperlink"/>
+          </w:rPr>
+          <w:t>https://chat.openai.com/chat</w:t>
+        </w:r>
+      </w:hyperlink>
+    </w:p>
+    <w:p>
+      <w:pPr>
+        <w:ind w:left="720" w:hanging="720"/>
+      </w:pPr>
+      <w:r>
         <w:t xml:space="preserve">Satpathy, A. (2023, August 21). </w:t>
       </w:r>
       <w:r>
@@ -259,7 +291,7 @@
       <w:r>
         <w:t xml:space="preserve">. Modern Requirements4DevOps. </w:t>
       </w:r>
-      <w:hyperlink r:id="rId7" w:tgtFrame="_new" w:history="1">
+      <w:hyperlink r:id="rId8" w:tgtFrame="_new" w:history="1">
         <w:r>
           <w:rPr>
             <w:rStyle w:val="Hyperlink"/>
